--- a/docs/lab4/LAB4.2-Techvora.docx
+++ b/docs/lab4/LAB4.2-Techvora.docx
@@ -1325,7 +1325,7 @@
                 <w:sz w:val="19"/>
                 <w:szCs w:val="26"/>
               </w:rPr>
-              <w:t>12 story Sprint 2</w:t>
+              <w:t>US-04, 15, 13, 01</w:t>
             </w:r>
           </w:p>
         </w:tc>
@@ -1348,7 +1348,7 @@
                 <w:sz w:val="19"/>
                 <w:szCs w:val="26"/>
               </w:rPr>
-              <w:t>Chưa xác minh theo story</w:t>
+              <w:t>Chưa có branch story</w:t>
             </w:r>
           </w:p>
         </w:tc>
@@ -1371,7 +1371,7 @@
                 <w:sz w:val="19"/>
                 <w:szCs w:val="26"/>
               </w:rPr>
-              <w:t>Chưa có Issue/PR theo story</w:t>
+              <w:t>Issues #7–#10</w:t>
             </w:r>
           </w:p>
         </w:tc>
@@ -1394,7 +1394,7 @@
                 <w:sz w:val="19"/>
                 <w:szCs w:val="26"/>
               </w:rPr>
-              <w:t>Chưa có review story</w:t>
+              <w:t>Chờ SP/owner/review</w:t>
             </w:r>
           </w:p>
         </w:tc>
@@ -1700,7 +1700,7 @@
                 <w:sz w:val="19"/>
                 <w:szCs w:val="26"/>
               </w:rPr>
-              <w:t>codex/readme-showcase (local)</w:t>
+              <w:t>codex/readme-showcase</w:t>
             </w:r>
           </w:p>
         </w:tc>
@@ -1723,7 +1723,7 @@
                 <w:sz w:val="19"/>
                 <w:szCs w:val="26"/>
               </w:rPr>
-              <w:t>Commit local; chưa PR</w:t>
+              <w:t>PR #6 đang mở</w:t>
             </w:r>
           </w:p>
         </w:tc>
@@ -4054,7 +4054,7 @@
           <w:sz w:val="22"/>
           <w:szCs w:val="26"/>
         </w:rPr>
-        <w:t>Chi tiết: docs/lab4/sprint-2.md. Cần chốt SP/owner trước 21/10/2026. Mẫu gốc ghi nhầm LAB 5; phiếu này là LAB 4.2.</w:t>
+        <w:t>Chi tiết: docs/lab4/sprint-2.md. PR #6 và Issues #7–#10 trên GitHub chờ nhóm chốt SP/owner, review trước 21/10/2026. Mẫu gốc ghi nhầm LAB 5; phiếu này là LAB 4.2.</w:t>
       </w:r>
     </w:p>
     <w:sectPr>

--- a/docs/lab4/LAB4.2-Techvora.docx
+++ b/docs/lab4/LAB4.2-Techvora.docx
@@ -1653,7 +1653,6 @@
                 <w:sz w:val="19"/>
                 <w:szCs w:val="26"/>
               </w:rPr>
-              <w:lastRenderedPageBreak/>
               <w:t>Nhóm</w:t>
             </w:r>
           </w:p>
@@ -1723,7 +1722,7 @@
                 <w:sz w:val="19"/>
                 <w:szCs w:val="26"/>
               </w:rPr>
-              <w:t>PR #6 đang mở</w:t>
+              <w:t>PR #6 đã merge</w:t>
             </w:r>
           </w:p>
         </w:tc>
@@ -1746,7 +1745,7 @@
                 <w:sz w:val="19"/>
                 <w:szCs w:val="26"/>
               </w:rPr>
-              <w:t>Cần thành viên khác review</w:t>
+              <w:t>Đã merge; không có review API</w:t>
             </w:r>
           </w:p>
         </w:tc>
@@ -1779,6 +1778,7 @@
           <w:sz w:val="24"/>
           <w:szCs w:val="26"/>
         </w:rPr>
+        <w:lastRenderedPageBreak/>
         <w:t>4. Kiểm thử, ghi nhận lỗi và sửa lỗi</w:t>
       </w:r>
     </w:p>
@@ -3378,7 +3378,6 @@
           <w:sz w:val="24"/>
           <w:szCs w:val="26"/>
         </w:rPr>
-        <w:lastRenderedPageBreak/>
         <w:t>7. Báo cáo Sprint</w:t>
       </w:r>
     </w:p>
@@ -3766,6 +3765,7 @@
           <w:sz w:val="24"/>
           <w:szCs w:val="26"/>
         </w:rPr>
+        <w:lastRenderedPageBreak/>
         <w:t>8. Sản phẩm cần nộp</w:t>
       </w:r>
     </w:p>
@@ -4054,8 +4054,518 @@
           <w:sz w:val="22"/>
           <w:szCs w:val="26"/>
         </w:rPr>
-        <w:t>Chi tiết: docs/lab4/sprint-2.md. PR #6 và Issues #7–#10 trên GitHub chờ nhóm chốt SP/owner, review trước 21/10/2026. Mẫu gốc ghi nhầm LAB 5; phiếu này là LAB 4.2.</w:t>
+        <w:t>Chi tiết: docs/lab4/sprint-2.md. PR #6 đã merge vào main; Issues #7–#10 chờ nhóm chốt SP/owner. PR #6 không có review API.</w:t>
       </w:r>
+    </w:p>
+    <w:p>
+      <w:pPr>
+        <w:keepNext/>
+        <w:spacing w:before="200"/>
+        <w:rPr>
+          <w:rFonts w:ascii="Times New Roman" w:hAnsi="Times New Roman" w:cs="Times New Roman"/>
+          <w:b/>
+          <w:sz w:val="24"/>
+          <w:szCs w:val="26"/>
+        </w:rPr>
+      </w:pPr>
+      <w:r>
+        <w:rPr>
+          <w:rFonts w:ascii="Times New Roman" w:hAnsi="Times New Roman" w:cs="Times New Roman"/>
+          <w:b/>
+          <w:sz w:val="24"/>
+          <w:szCs w:val="26"/>
+        </w:rPr>
+        <w:t>9. Đối chiếu công việc đã làm và chưa làm</w:t>
+      </w:r>
+    </w:p>
+    <w:tbl>
+      <w:tblPr>
+        <w:tblW w:w="10700" w:type="dxa"/>
+        <w:tblBorders>
+          <w:top w:val="single" w:sz="4" w:space="0" w:color="auto"/>
+          <w:left w:val="single" w:sz="4" w:space="0" w:color="auto"/>
+          <w:bottom w:val="single" w:sz="4" w:space="0" w:color="auto"/>
+          <w:right w:val="single" w:sz="4" w:space="0" w:color="auto"/>
+          <w:insideH w:val="single" w:sz="4" w:space="0" w:color="auto"/>
+          <w:insideV w:val="single" w:sz="4" w:space="0" w:color="auto"/>
+        </w:tblBorders>
+        <w:tblLayout w:type="fixed"/>
+        <w:tblCellMar>
+          <w:top w:w="60" w:type="dxa"/>
+          <w:left w:w="80" w:type="dxa"/>
+          <w:bottom w:w="60" w:type="dxa"/>
+          <w:right w:w="80" w:type="dxa"/>
+        </w:tblCellMar>
+        <w:tblLook w:val="0000" w:firstRow="0" w:lastRow="0" w:firstColumn="0" w:lastColumn="0" w:noHBand="0" w:noVBand="0"/>
+      </w:tblPr>
+      <w:tblGrid>
+        <w:gridCol w:w="2700"/>
+        <w:gridCol w:w="4100"/>
+        <w:gridCol w:w="3900"/>
+      </w:tblGrid>
+      <w:tr>
+        <w:trPr>
+          <w:cantSplit/>
+          <w:tblHeader/>
+        </w:trPr>
+        <w:tc>
+          <w:tcPr>
+            <w:tcW w:w="2700" w:type="dxa"/>
+            <w:shd w:val="clear" w:color="auto" w:fill="DCEAF4"/>
+          </w:tcPr>
+          <w:p>
+            <w:pPr>
+              <w:spacing w:after="0"/>
+              <w:rPr>
+                <w:rFonts w:ascii="Times New Roman" w:hAnsi="Times New Roman" w:cs="Times New Roman"/>
+                <w:b/>
+                <w:sz w:val="19"/>
+                <w:szCs w:val="26"/>
+              </w:rPr>
+            </w:pPr>
+            <w:r>
+              <w:rPr>
+                <w:rFonts w:ascii="Times New Roman" w:hAnsi="Times New Roman" w:cs="Times New Roman"/>
+                <w:b/>
+                <w:sz w:val="19"/>
+                <w:szCs w:val="26"/>
+              </w:rPr>
+              <w:t>Hạng mục</w:t>
+            </w:r>
+          </w:p>
+        </w:tc>
+        <w:tc>
+          <w:tcPr>
+            <w:tcW w:w="4100" w:type="dxa"/>
+            <w:shd w:val="clear" w:color="auto" w:fill="DCEAF4"/>
+          </w:tcPr>
+          <w:p>
+            <w:pPr>
+              <w:spacing w:after="0"/>
+              <w:rPr>
+                <w:rFonts w:ascii="Times New Roman" w:hAnsi="Times New Roman" w:cs="Times New Roman"/>
+                <w:b/>
+                <w:sz w:val="19"/>
+                <w:szCs w:val="26"/>
+              </w:rPr>
+            </w:pPr>
+            <w:r>
+              <w:rPr>
+                <w:rFonts w:ascii="Times New Roman" w:hAnsi="Times New Roman" w:cs="Times New Roman"/>
+                <w:b/>
+                <w:sz w:val="19"/>
+                <w:szCs w:val="26"/>
+              </w:rPr>
+              <w:t>Đã làm và minh chứng</w:t>
+            </w:r>
+          </w:p>
+        </w:tc>
+        <w:tc>
+          <w:tcPr>
+            <w:tcW w:w="3900" w:type="dxa"/>
+            <w:shd w:val="clear" w:color="auto" w:fill="DCEAF4"/>
+          </w:tcPr>
+          <w:p>
+            <w:pPr>
+              <w:spacing w:after="0"/>
+              <w:rPr>
+                <w:rFonts w:ascii="Times New Roman" w:hAnsi="Times New Roman" w:cs="Times New Roman"/>
+                <w:b/>
+                <w:sz w:val="19"/>
+                <w:szCs w:val="26"/>
+              </w:rPr>
+            </w:pPr>
+            <w:r>
+              <w:rPr>
+                <w:rFonts w:ascii="Times New Roman" w:hAnsi="Times New Roman" w:cs="Times New Roman"/>
+                <w:b/>
+                <w:sz w:val="19"/>
+                <w:szCs w:val="26"/>
+              </w:rPr>
+              <w:t>Chưa làm hoặc chưa có minh chứng</w:t>
+            </w:r>
+          </w:p>
+        </w:tc>
+      </w:tr>
+      <w:tr>
+        <w:trPr>
+          <w:cantSplit/>
+        </w:trPr>
+        <w:tc>
+          <w:tcPr>
+            <w:tcW w:w="2700" w:type="dxa"/>
+          </w:tcPr>
+          <w:p>
+            <w:pPr>
+              <w:spacing w:after="0"/>
+              <w:rPr>
+                <w:rFonts w:ascii="Times New Roman" w:hAnsi="Times New Roman" w:cs="Times New Roman"/>
+                <w:sz w:val="19"/>
+                <w:szCs w:val="26"/>
+              </w:rPr>
+            </w:pPr>
+            <w:r>
+              <w:rPr>
+                <w:rFonts w:ascii="Times New Roman" w:hAnsi="Times New Roman" w:cs="Times New Roman"/>
+                <w:sz w:val="19"/>
+                <w:szCs w:val="26"/>
+              </w:rPr>
+              <w:t>Backlog và Issue</w:t>
+            </w:r>
+          </w:p>
+        </w:tc>
+        <w:tc>
+          <w:tcPr>
+            <w:tcW w:w="4100" w:type="dxa"/>
+          </w:tcPr>
+          <w:p>
+            <w:pPr>
+              <w:spacing w:after="0"/>
+              <w:rPr>
+                <w:rFonts w:ascii="Times New Roman" w:hAnsi="Times New Roman" w:cs="Times New Roman"/>
+                <w:sz w:val="19"/>
+                <w:szCs w:val="26"/>
+              </w:rPr>
+            </w:pPr>
+            <w:r>
+              <w:rPr>
+                <w:rFonts w:ascii="Times New Roman" w:hAnsi="Times New Roman" w:cs="Times New Roman"/>
+                <w:sz w:val="19"/>
+                <w:szCs w:val="26"/>
+              </w:rPr>
+              <w:t>Có 12 story trong sprint-2.md; Issues #7–#10 cho bốn luồng.</w:t>
+            </w:r>
+          </w:p>
+        </w:tc>
+        <w:tc>
+          <w:tcPr>
+            <w:tcW w:w="3900" w:type="dxa"/>
+          </w:tcPr>
+          <w:p>
+            <w:pPr>
+              <w:spacing w:after="0"/>
+              <w:rPr>
+                <w:rFonts w:ascii="Times New Roman" w:hAnsi="Times New Roman" w:cs="Times New Roman"/>
+                <w:sz w:val="19"/>
+                <w:szCs w:val="26"/>
+              </w:rPr>
+            </w:pPr>
+            <w:r>
+              <w:rPr>
+                <w:rFonts w:ascii="Times New Roman" w:hAnsi="Times New Roman" w:cs="Times New Roman"/>
+                <w:sz w:val="19"/>
+                <w:szCs w:val="26"/>
+              </w:rPr>
+              <w:t>Chưa chốt SP, người phụ trách, ngày, AC/Done; tám story chưa có Issue.</w:t>
+            </w:r>
+          </w:p>
+        </w:tc>
+      </w:tr>
+      <w:tr>
+        <w:trPr>
+          <w:cantSplit/>
+        </w:trPr>
+        <w:tc>
+          <w:tcPr>
+            <w:tcW w:w="2700" w:type="dxa"/>
+          </w:tcPr>
+          <w:p>
+            <w:pPr>
+              <w:spacing w:after="0"/>
+              <w:rPr>
+                <w:rFonts w:ascii="Times New Roman" w:hAnsi="Times New Roman" w:cs="Times New Roman"/>
+                <w:sz w:val="19"/>
+                <w:szCs w:val="26"/>
+              </w:rPr>
+            </w:pPr>
+            <w:r>
+              <w:rPr>
+                <w:rFonts w:ascii="Times New Roman" w:hAnsi="Times New Roman" w:cs="Times New Roman"/>
+                <w:sz w:val="19"/>
+                <w:szCs w:val="26"/>
+              </w:rPr>
+              <w:t>Mã và tích hợp</w:t>
+            </w:r>
+          </w:p>
+        </w:tc>
+        <w:tc>
+          <w:tcPr>
+            <w:tcW w:w="4100" w:type="dxa"/>
+          </w:tcPr>
+          <w:p>
+            <w:pPr>
+              <w:spacing w:after="0"/>
+              <w:rPr>
+                <w:rFonts w:ascii="Times New Roman" w:hAnsi="Times New Roman" w:cs="Times New Roman"/>
+                <w:sz w:val="19"/>
+                <w:szCs w:val="26"/>
+              </w:rPr>
+            </w:pPr>
+            <w:r>
+              <w:rPr>
+                <w:rFonts w:ascii="Times New Roman" w:hAnsi="Times New Roman" w:cs="Times New Roman"/>
+                <w:sz w:val="19"/>
+                <w:szCs w:val="26"/>
+              </w:rPr>
+              <w:t>Có mã Sprint 2; bản mặc định mở các route Sprint 2.</w:t>
+            </w:r>
+          </w:p>
+        </w:tc>
+        <w:tc>
+          <w:tcPr>
+            <w:tcW w:w="3900" w:type="dxa"/>
+          </w:tcPr>
+          <w:p>
+            <w:pPr>
+              <w:spacing w:after="0"/>
+              <w:rPr>
+                <w:rFonts w:ascii="Times New Roman" w:hAnsi="Times New Roman" w:cs="Times New Roman"/>
+                <w:sz w:val="19"/>
+                <w:szCs w:val="26"/>
+              </w:rPr>
+            </w:pPr>
+            <w:r>
+              <w:rPr>
+                <w:rFonts w:ascii="Times New Roman" w:hAnsi="Times New Roman" w:cs="Times New Roman"/>
+                <w:sz w:val="19"/>
+                <w:szCs w:val="26"/>
+              </w:rPr>
+              <w:t>Chưa nghiệm thu từng story; VNPAY/GHN chưa chạy sandbox ngoài.</w:t>
+            </w:r>
+          </w:p>
+        </w:tc>
+      </w:tr>
+      <w:tr>
+        <w:trPr>
+          <w:cantSplit/>
+        </w:trPr>
+        <w:tc>
+          <w:tcPr>
+            <w:tcW w:w="2700" w:type="dxa"/>
+          </w:tcPr>
+          <w:p>
+            <w:pPr>
+              <w:spacing w:after="0"/>
+              <w:rPr>
+                <w:rFonts w:ascii="Times New Roman" w:hAnsi="Times New Roman" w:cs="Times New Roman"/>
+                <w:sz w:val="19"/>
+                <w:szCs w:val="26"/>
+              </w:rPr>
+            </w:pPr>
+            <w:r>
+              <w:rPr>
+                <w:rFonts w:ascii="Times New Roman" w:hAnsi="Times New Roman" w:cs="Times New Roman"/>
+                <w:sz w:val="19"/>
+                <w:szCs w:val="26"/>
+              </w:rPr>
+              <w:t>Kiểm thử hồi quy</w:t>
+            </w:r>
+          </w:p>
+        </w:tc>
+        <w:tc>
+          <w:tcPr>
+            <w:tcW w:w="4100" w:type="dxa"/>
+          </w:tcPr>
+          <w:p>
+            <w:pPr>
+              <w:spacing w:after="0"/>
+              <w:rPr>
+                <w:rFonts w:ascii="Times New Roman" w:hAnsi="Times New Roman" w:cs="Times New Roman"/>
+                <w:sz w:val="19"/>
+                <w:szCs w:val="26"/>
+              </w:rPr>
+            </w:pPr>
+            <w:r>
+              <w:rPr>
+                <w:rFonts w:ascii="Times New Roman" w:hAnsi="Times New Roman" w:cs="Times New Roman"/>
+                <w:sz w:val="19"/>
+                <w:szCs w:val="26"/>
+              </w:rPr>
+              <w:t>110 backend + 22 browser pass ngày 14/10, gồm các luồng hồi quy.</w:t>
+            </w:r>
+          </w:p>
+        </w:tc>
+        <w:tc>
+          <w:tcPr>
+            <w:tcW w:w="3900" w:type="dxa"/>
+          </w:tcPr>
+          <w:p>
+            <w:pPr>
+              <w:spacing w:after="0"/>
+              <w:rPr>
+                <w:rFonts w:ascii="Times New Roman" w:hAnsi="Times New Roman" w:cs="Times New Roman"/>
+                <w:sz w:val="19"/>
+                <w:szCs w:val="26"/>
+              </w:rPr>
+            </w:pPr>
+            <w:r>
+              <w:rPr>
+                <w:rFonts w:ascii="Times New Roman" w:hAnsi="Times New Roman" w:cs="Times New Roman"/>
+                <w:sz w:val="19"/>
+                <w:szCs w:val="26"/>
+              </w:rPr>
+              <w:t>Chưa có giao dịch sandbox, demo thủ công hoặc biên bản nghiệm thu.</w:t>
+            </w:r>
+          </w:p>
+        </w:tc>
+      </w:tr>
+      <w:tr>
+        <w:trPr>
+          <w:cantSplit/>
+        </w:trPr>
+        <w:tc>
+          <w:tcPr>
+            <w:tcW w:w="2700" w:type="dxa"/>
+          </w:tcPr>
+          <w:p>
+            <w:pPr>
+              <w:spacing w:after="0"/>
+              <w:rPr>
+                <w:rFonts w:ascii="Times New Roman" w:hAnsi="Times New Roman" w:cs="Times New Roman"/>
+                <w:sz w:val="19"/>
+                <w:szCs w:val="26"/>
+              </w:rPr>
+            </w:pPr>
+            <w:r>
+              <w:rPr>
+                <w:rFonts w:ascii="Times New Roman" w:hAnsi="Times New Roman" w:cs="Times New Roman"/>
+                <w:sz w:val="19"/>
+                <w:szCs w:val="26"/>
+              </w:rPr>
+              <w:t>PR và review</w:t>
+            </w:r>
+          </w:p>
+        </w:tc>
+        <w:tc>
+          <w:tcPr>
+            <w:tcW w:w="4100" w:type="dxa"/>
+          </w:tcPr>
+          <w:p>
+            <w:pPr>
+              <w:spacing w:after="0"/>
+              <w:rPr>
+                <w:rFonts w:ascii="Times New Roman" w:hAnsi="Times New Roman" w:cs="Times New Roman"/>
+                <w:sz w:val="19"/>
+                <w:szCs w:val="26"/>
+              </w:rPr>
+            </w:pPr>
+            <w:r>
+              <w:rPr>
+                <w:rFonts w:ascii="Times New Roman" w:hAnsi="Times New Roman" w:cs="Times New Roman"/>
+                <w:sz w:val="19"/>
+                <w:szCs w:val="26"/>
+              </w:rPr>
+              <w:t>PR #6 chứa hồ sơ Lab 4 đã merge vào main ngày 14/10.</w:t>
+            </w:r>
+          </w:p>
+        </w:tc>
+        <w:tc>
+          <w:tcPr>
+            <w:tcW w:w="3900" w:type="dxa"/>
+          </w:tcPr>
+          <w:p>
+            <w:pPr>
+              <w:spacing w:after="0"/>
+              <w:rPr>
+                <w:rFonts w:ascii="Times New Roman" w:hAnsi="Times New Roman" w:cs="Times New Roman"/>
+                <w:sz w:val="19"/>
+                <w:szCs w:val="26"/>
+              </w:rPr>
+            </w:pPr>
+            <w:r>
+              <w:rPr>
+                <w:rFonts w:ascii="Times New Roman" w:hAnsi="Times New Roman" w:cs="Times New Roman"/>
+                <w:sz w:val="19"/>
+                <w:szCs w:val="26"/>
+              </w:rPr>
+              <w:t>PR #6 không có review API; thiếu branch/PR theo từng story.</w:t>
+            </w:r>
+          </w:p>
+        </w:tc>
+      </w:tr>
+      <w:tr>
+        <w:trPr>
+          <w:cantSplit/>
+        </w:trPr>
+        <w:tc>
+          <w:tcPr>
+            <w:tcW w:w="2700" w:type="dxa"/>
+          </w:tcPr>
+          <w:p>
+            <w:pPr>
+              <w:spacing w:after="0"/>
+              <w:rPr>
+                <w:rFonts w:ascii="Times New Roman" w:hAnsi="Times New Roman" w:cs="Times New Roman"/>
+                <w:sz w:val="19"/>
+                <w:szCs w:val="26"/>
+              </w:rPr>
+            </w:pPr>
+            <w:r>
+              <w:rPr>
+                <w:rFonts w:ascii="Times New Roman" w:hAnsi="Times New Roman" w:cs="Times New Roman"/>
+                <w:sz w:val="19"/>
+                <w:szCs w:val="26"/>
+              </w:rPr>
+              <w:t>Báo cáo và lỗi</w:t>
+            </w:r>
+          </w:p>
+        </w:tc>
+        <w:tc>
+          <w:tcPr>
+            <w:tcW w:w="4100" w:type="dxa"/>
+          </w:tcPr>
+          <w:p>
+            <w:pPr>
+              <w:spacing w:after="0"/>
+              <w:rPr>
+                <w:rFonts w:ascii="Times New Roman" w:hAnsi="Times New Roman" w:cs="Times New Roman"/>
+                <w:sz w:val="19"/>
+                <w:szCs w:val="26"/>
+              </w:rPr>
+            </w:pPr>
+            <w:r>
+              <w:rPr>
+                <w:rFonts w:ascii="Times New Roman" w:hAnsi="Times New Roman" w:cs="Times New Roman"/>
+                <w:sz w:val="19"/>
+                <w:szCs w:val="26"/>
+              </w:rPr>
+              <w:t>Có phiếu, sprint-2.md, demo.md; lần test không phát hiện bug mới.</w:t>
+            </w:r>
+          </w:p>
+        </w:tc>
+        <w:tc>
+          <w:tcPr>
+            <w:tcW w:w="3900" w:type="dxa"/>
+          </w:tcPr>
+          <w:p>
+            <w:pPr>
+              <w:spacing w:after="0"/>
+              <w:rPr>
+                <w:rFonts w:ascii="Times New Roman" w:hAnsi="Times New Roman" w:cs="Times New Roman"/>
+                <w:sz w:val="19"/>
+                <w:szCs w:val="26"/>
+              </w:rPr>
+            </w:pPr>
+            <w:r>
+              <w:rPr>
+                <w:rFonts w:ascii="Times New Roman" w:hAnsi="Times New Roman" w:cs="Times New Roman"/>
+                <w:sz w:val="19"/>
+                <w:szCs w:val="26"/>
+              </w:rPr>
+              <w:t>Chưa có biên bản Review/Retro; không có bug thực tế kèm sửa và retest.</w:t>
+            </w:r>
+          </w:p>
+        </w:tc>
+      </w:tr>
+    </w:tbl>
+    <w:p>
+      <w:pPr>
+        <w:rPr>
+          <w:rFonts w:ascii="Times New Roman" w:hAnsi="Times New Roman" w:cs="Times New Roman"/>
+          <w:sz w:val="22"/>
+          <w:szCs w:val="26"/>
+        </w:rPr>
+      </w:pPr>
     </w:p>
     <w:sectPr>
       <w:pgSz w:w="12240" w:h="15840"/>

--- a/docs/lab4/LAB4.2-Techvora.docx
+++ b/docs/lab4/LAB4.2-Techvora.docx
@@ -122,7 +122,7 @@
           <w:sz w:val="22"/>
           <w:szCs w:val="26"/>
         </w:rPr>
-        <w:t xml:space="preserve">Thành viên: Nguyễn Trương Anh Tuấn </w:t>
+        <w:t>Thành viên: Nguyễn Trương Anh Tuấn; Trần Tấn Phát; Trương Đức Phú; Bùi Phạm Phong Phú</w:t>
       </w:r>
     </w:p>
     <w:p>
@@ -526,7 +526,7 @@
                 <w:sz w:val="19"/>
                 <w:szCs w:val="26"/>
               </w:rPr>
-              <w:t>Có mã; chưa nghiệm thu</w:t>
+              <w:t>In Progress</w:t>
             </w:r>
           </w:p>
         </w:tc>
@@ -666,7 +666,7 @@
                 <w:sz w:val="19"/>
                 <w:szCs w:val="26"/>
               </w:rPr>
-              <w:t>Có mã; cần sandbox</w:t>
+              <w:t>In Progress</w:t>
             </w:r>
           </w:p>
         </w:tc>
@@ -806,7 +806,7 @@
                 <w:sz w:val="19"/>
                 <w:szCs w:val="26"/>
               </w:rPr>
-              <w:t>Có mã/test hiện tại</w:t>
+              <w:t>In Progress</w:t>
             </w:r>
           </w:p>
         </w:tc>
@@ -946,7 +946,7 @@
                 <w:sz w:val="19"/>
                 <w:szCs w:val="26"/>
               </w:rPr>
-              <w:t>Có mã/test hiện tại</w:t>
+              <w:t>In Progress</w:t>
             </w:r>
           </w:p>
         </w:tc>
@@ -988,22 +988,36 @@
         </w:rPr>
       </w:pPr>
       <w:r>
-        <w:rPr>
-          <w:rFonts w:ascii="Times New Roman" w:hAnsi="Times New Roman" w:cs="Times New Roman"/>
-          <w:sz w:val="22"/>
-          <w:szCs w:val="26"/>
-        </w:rPr>
-        <w:t xml:space="preserve">Link GitHub Project / Issues: </w:t>
+        <w:t xml:space="preserve">Bảng tiến độ: </w:t>
       </w:r>
-      <w:hyperlink r:id="rId6" w:history="1">
+      <w:hyperlink r:id="rId9">
         <w:r>
           <w:rPr>
             <w:rStyle w:val="Hyperlink"/>
-            <w:rFonts w:ascii="Times New Roman" w:hAnsi="Times New Roman" w:cs="Times New Roman"/>
-            <w:sz w:val="22"/>
-            <w:szCs w:val="26"/>
           </w:rPr>
-          <w:t>https://github.com/Anhtuan2005/cnpm</w:t>
+          <w:t>GitHub Project</w:t>
+        </w:r>
+      </w:hyperlink>
+      <w:r>
+        <w:t xml:space="preserve">  |  Milestone: </w:t>
+      </w:r>
+      <w:hyperlink r:id="rId10">
+        <w:r>
+          <w:rPr>
+            <w:rStyle w:val="Hyperlink"/>
+          </w:rPr>
+          <w:t>Sprint 2</w:t>
+        </w:r>
+      </w:hyperlink>
+      <w:r>
+        <w:t xml:space="preserve">  |  Repository: </w:t>
+      </w:r>
+      <w:hyperlink r:id="rId6">
+        <w:r>
+          <w:rPr>
+            <w:rStyle w:val="Hyperlink"/>
+          </w:rPr>
+          <w:t>cnpm</w:t>
         </w:r>
       </w:hyperlink>
     </w:p>
@@ -1047,10 +1061,20 @@
       <w:r>
         <w:rPr>
           <w:rFonts w:ascii="Segoe UI Symbol" w:hAnsi="Segoe UI Symbol" w:cs="Segoe UI Symbol"/>
+          <w:b/>
           <w:sz w:val="22"/>
           <w:szCs w:val="26"/>
         </w:rPr>
-        <w:t>☐</w:t>
+        <w:t>☑</w:t>
+      </w:r>
+      <w:r>
+        <w:rPr>
+          <w:rFonts w:ascii="Segoe UI Symbol" w:hAnsi="Segoe UI Symbol" w:cs="Segoe UI Symbol"/>
+          <w:b/>
+          <w:sz w:val="22"/>
+          <w:szCs w:val="26"/>
+        </w:rPr>
+        <w:t xml:space="preserve"> </w:t>
       </w:r>
       <w:r>
         <w:rPr>
@@ -1058,7 +1082,7 @@
           <w:sz w:val="22"/>
           <w:szCs w:val="26"/>
         </w:rPr>
-        <w:t xml:space="preserve"> Tạo Issue/task tương ứng với từng User Story hoặc công việc.</w:t>
+        <w:t>Tạo Issue/task tương ứng với từng User Story hoặc công việc.</w:t>
       </w:r>
     </w:p>
     <w:p>
@@ -1072,6 +1096,7 @@
       <w:r>
         <w:rPr>
           <w:rFonts w:ascii="Segoe UI Symbol" w:hAnsi="Segoe UI Symbol" w:cs="Segoe UI Symbol"/>
+          <w:b/>
           <w:sz w:val="22"/>
           <w:szCs w:val="26"/>
         </w:rPr>
@@ -1079,11 +1104,20 @@
       </w:r>
       <w:r>
         <w:rPr>
+          <w:rFonts w:ascii="Segoe UI Symbol" w:hAnsi="Segoe UI Symbol" w:cs="Segoe UI Symbol"/>
+          <w:b/>
+          <w:sz w:val="22"/>
+          <w:szCs w:val="26"/>
+        </w:rPr>
+        <w:t xml:space="preserve"> </w:t>
+      </w:r>
+      <w:r>
+        <w:rPr>
           <w:rFonts w:ascii="Times New Roman" w:hAnsi="Times New Roman" w:cs="Times New Roman"/>
           <w:sz w:val="22"/>
           <w:szCs w:val="26"/>
         </w:rPr>
-        <w:t xml:space="preserve"> Mỗi thành viên tạo branch riêng (ví dụ: feature/login, feature/event-list).</w:t>
+        <w:t>Mỗi thành viên tạo branch riêng (ví dụ: feature/login, feature/event-list).</w:t>
       </w:r>
     </w:p>
     <w:p>
@@ -1097,6 +1131,7 @@
       <w:r>
         <w:rPr>
           <w:rFonts w:ascii="Segoe UI Symbol" w:hAnsi="Segoe UI Symbol" w:cs="Segoe UI Symbol"/>
+          <w:b/>
           <w:sz w:val="22"/>
           <w:szCs w:val="26"/>
         </w:rPr>
@@ -1104,11 +1139,20 @@
       </w:r>
       <w:r>
         <w:rPr>
+          <w:rFonts w:ascii="Segoe UI Symbol" w:hAnsi="Segoe UI Symbol" w:cs="Segoe UI Symbol"/>
+          <w:b/>
+          <w:sz w:val="22"/>
+          <w:szCs w:val="26"/>
+        </w:rPr>
+        <w:t xml:space="preserve"> </w:t>
+      </w:r>
+      <w:r>
+        <w:rPr>
           <w:rFonts w:ascii="Times New Roman" w:hAnsi="Times New Roman" w:cs="Times New Roman"/>
           <w:sz w:val="22"/>
           <w:szCs w:val="26"/>
         </w:rPr>
-        <w:t xml:space="preserve"> Commit thay đổi có ý nghĩa; tạo Pull Request (PR) và nhờ thành viên khác review.</w:t>
+        <w:t>Commit thay đổi có ý nghĩa; tạo Pull Request (PR) và nhờ thành viên khác review.</w:t>
       </w:r>
     </w:p>
     <w:p>
@@ -1122,6 +1166,7 @@
       <w:r>
         <w:rPr>
           <w:rFonts w:ascii="Segoe UI Symbol" w:hAnsi="Segoe UI Symbol" w:cs="Segoe UI Symbol"/>
+          <w:b/>
           <w:sz w:val="22"/>
           <w:szCs w:val="26"/>
         </w:rPr>
@@ -1129,11 +1174,20 @@
       </w:r>
       <w:r>
         <w:rPr>
+          <w:rFonts w:ascii="Segoe UI Symbol" w:hAnsi="Segoe UI Symbol" w:cs="Segoe UI Symbol"/>
+          <w:b/>
+          <w:sz w:val="22"/>
+          <w:szCs w:val="26"/>
+        </w:rPr>
+        <w:t xml:space="preserve"> </w:t>
+      </w:r>
+      <w:r>
+        <w:rPr>
           <w:rFonts w:ascii="Times New Roman" w:hAnsi="Times New Roman" w:cs="Times New Roman"/>
           <w:sz w:val="22"/>
           <w:szCs w:val="26"/>
         </w:rPr>
-        <w:t xml:space="preserve"> Chỉ merge thay đổi phù hợp, đã được kiểm tra; cập nhật trạng thái Issue/task.</w:t>
+        <w:t>Chỉ merge thay đổi phù hợp, đã được kiểm tra; cập nhật trạng thái Issue/task.</w:t>
       </w:r>
     </w:p>
     <w:tbl>
@@ -1653,7 +1707,6 @@
                 <w:sz w:val="19"/>
                 <w:szCs w:val="26"/>
               </w:rPr>
-              <w:lastRenderedPageBreak/>
               <w:t>Nhóm</w:t>
             </w:r>
           </w:p>
@@ -1723,7 +1776,7 @@
                 <w:sz w:val="19"/>
                 <w:szCs w:val="26"/>
               </w:rPr>
-              <w:t>PR #6 đang mở</w:t>
+              <w:t>PR #6 đã merge 14/10</w:t>
             </w:r>
           </w:p>
         </w:tc>
@@ -1746,7 +1799,7 @@
                 <w:sz w:val="19"/>
                 <w:szCs w:val="26"/>
               </w:rPr>
-              <w:t>Cần thành viên khác review</w:t>
+              <w:t>Đã merge; chưa thấy review khác tác giả</w:t>
             </w:r>
           </w:p>
         </w:tc>
@@ -1779,6 +1832,7 @@
           <w:sz w:val="24"/>
           <w:szCs w:val="26"/>
         </w:rPr>
+        <w:lastRenderedPageBreak/>
         <w:t>4. Kiểm thử, ghi nhận lỗi và sửa lỗi</w:t>
       </w:r>
     </w:p>
@@ -3345,7 +3399,394 @@
                 <w:sz w:val="19"/>
                 <w:szCs w:val="26"/>
               </w:rPr>
-              <w:t>sprint-2.md; test command</w:t>
+              <w:t>GitHub Project; docs/lab4/sprint-2.md</w:t>
+            </w:r>
+          </w:p>
+        </w:tc>
+      </w:tr>
+    </w:tbl>
+    <w:p>
+      <w:pPr>
+        <w:rPr>
+          <w:rFonts w:ascii="Times New Roman" w:hAnsi="Times New Roman" w:cs="Times New Roman"/>
+          <w:sz w:val="22"/>
+          <w:szCs w:val="26"/>
+        </w:rPr>
+      </w:pPr>
+    </w:p>
+    <w:p>
+      <w:pPr>
+        <w:pStyle w:val="Heading1"/>
+        <w:spacing w:before="200"/>
+        <w:rPr>
+          <w:rFonts w:ascii="Times New Roman" w:hAnsi="Times New Roman" w:cs="Times New Roman"/>
+          <w:color w:val="auto"/>
+          <w:sz w:val="24"/>
+          <w:szCs w:val="26"/>
+        </w:rPr>
+      </w:pPr>
+      <w:r>
+        <w:rPr>
+          <w:rFonts w:ascii="Times New Roman" w:hAnsi="Times New Roman" w:cs="Times New Roman"/>
+          <w:color w:val="auto"/>
+          <w:sz w:val="24"/>
+          <w:szCs w:val="26"/>
+        </w:rPr>
+        <w:t>7. Báo cáo Sprint</w:t>
+      </w:r>
+    </w:p>
+    <w:tbl>
+      <w:tblPr>
+        <w:tblStyle w:val="TableGrid"/>
+        <w:tblW w:w="0" w:type="auto"/>
+        <w:tblCellMar>
+          <w:top w:w="40" w:type="dxa"/>
+          <w:left w:w="60" w:type="dxa"/>
+          <w:bottom w:w="40" w:type="dxa"/>
+          <w:right w:w="60" w:type="dxa"/>
+        </w:tblCellMar>
+        <w:tblLook w:val="04A0" w:firstRow="1" w:lastRow="0" w:firstColumn="1" w:lastColumn="0" w:noHBand="0" w:noVBand="1"/>
+      </w:tblPr>
+      <w:tblGrid>
+        <w:gridCol w:w="5100"/>
+        <w:gridCol w:w="5100"/>
+      </w:tblGrid>
+      <w:tr>
+        <w:tc>
+          <w:tcPr>
+            <w:tcW w:w="5100" w:type="dxa"/>
+            <w:shd w:val="clear" w:color="auto" w:fill="DDEBF7"/>
+          </w:tcPr>
+          <w:p>
+            <w:pPr>
+              <w:spacing w:after="0"/>
+              <w:rPr>
+                <w:rFonts w:ascii="Times New Roman" w:hAnsi="Times New Roman" w:cs="Times New Roman"/>
+                <w:sz w:val="19"/>
+                <w:szCs w:val="26"/>
+              </w:rPr>
+            </w:pPr>
+            <w:r>
+              <w:rPr>
+                <w:rFonts w:ascii="Times New Roman" w:hAnsi="Times New Roman" w:cs="Times New Roman"/>
+                <w:b/>
+                <w:sz w:val="19"/>
+                <w:szCs w:val="26"/>
+              </w:rPr>
+              <w:t>Tiêu chí</w:t>
+            </w:r>
+          </w:p>
+        </w:tc>
+        <w:tc>
+          <w:tcPr>
+            <w:tcW w:w="5100" w:type="dxa"/>
+            <w:shd w:val="clear" w:color="auto" w:fill="DDEBF7"/>
+          </w:tcPr>
+          <w:p>
+            <w:pPr>
+              <w:spacing w:after="0"/>
+              <w:rPr>
+                <w:rFonts w:ascii="Times New Roman" w:hAnsi="Times New Roman" w:cs="Times New Roman"/>
+                <w:sz w:val="19"/>
+                <w:szCs w:val="26"/>
+              </w:rPr>
+            </w:pPr>
+            <w:r>
+              <w:rPr>
+                <w:rFonts w:ascii="Times New Roman" w:hAnsi="Times New Roman" w:cs="Times New Roman"/>
+                <w:b/>
+                <w:sz w:val="19"/>
+                <w:szCs w:val="26"/>
+              </w:rPr>
+              <w:t>Nội dung nhóm điền</w:t>
+            </w:r>
+          </w:p>
+        </w:tc>
+      </w:tr>
+      <w:tr>
+        <w:tc>
+          <w:tcPr>
+            <w:tcW w:w="5100" w:type="dxa"/>
+          </w:tcPr>
+          <w:p>
+            <w:pPr>
+              <w:spacing w:after="0"/>
+              <w:rPr>
+                <w:rFonts w:ascii="Times New Roman" w:hAnsi="Times New Roman" w:cs="Times New Roman"/>
+                <w:sz w:val="19"/>
+                <w:szCs w:val="26"/>
+              </w:rPr>
+            </w:pPr>
+            <w:r>
+              <w:rPr>
+                <w:rFonts w:ascii="Times New Roman" w:hAnsi="Times New Roman" w:cs="Times New Roman"/>
+                <w:sz w:val="19"/>
+                <w:szCs w:val="26"/>
+              </w:rPr>
+              <w:t>Sprint Goal đạt/chưa đạt</w:t>
+            </w:r>
+          </w:p>
+        </w:tc>
+        <w:tc>
+          <w:tcPr>
+            <w:tcW w:w="5100" w:type="dxa"/>
+          </w:tcPr>
+          <w:p>
+            <w:pPr>
+              <w:spacing w:after="0"/>
+              <w:rPr>
+                <w:rFonts w:ascii="Times New Roman" w:hAnsi="Times New Roman" w:cs="Times New Roman"/>
+                <w:sz w:val="19"/>
+                <w:szCs w:val="26"/>
+              </w:rPr>
+            </w:pPr>
+            <w:r>
+              <w:rPr>
+                <w:rFonts w:ascii="Times New Roman" w:hAnsi="Times New Roman" w:cs="Times New Roman"/>
+                <w:sz w:val="19"/>
+                <w:szCs w:val="26"/>
+              </w:rPr>
+              <w:t>12/12 In Progress trên Project; mã đã tích hợp nhưng nghiệm thu Sprint 2 chưa chốt.</w:t>
+            </w:r>
+          </w:p>
+        </w:tc>
+      </w:tr>
+      <w:tr>
+        <w:tc>
+          <w:tcPr>
+            <w:tcW w:w="5100" w:type="dxa"/>
+          </w:tcPr>
+          <w:p>
+            <w:pPr>
+              <w:spacing w:after="0"/>
+              <w:rPr>
+                <w:rFonts w:ascii="Times New Roman" w:hAnsi="Times New Roman" w:cs="Times New Roman"/>
+                <w:sz w:val="19"/>
+                <w:szCs w:val="26"/>
+              </w:rPr>
+            </w:pPr>
+            <w:r>
+              <w:rPr>
+                <w:rFonts w:ascii="Times New Roman" w:hAnsi="Times New Roman" w:cs="Times New Roman"/>
+                <w:sz w:val="19"/>
+                <w:szCs w:val="26"/>
+              </w:rPr>
+              <w:t>User Stories hoàn thành / chưa hoàn thành</w:t>
+            </w:r>
+          </w:p>
+        </w:tc>
+        <w:tc>
+          <w:tcPr>
+            <w:tcW w:w="5100" w:type="dxa"/>
+          </w:tcPr>
+          <w:p>
+            <w:pPr>
+              <w:spacing w:after="0"/>
+              <w:rPr>
+                <w:rFonts w:ascii="Times New Roman" w:hAnsi="Times New Roman" w:cs="Times New Roman"/>
+                <w:sz w:val="19"/>
+                <w:szCs w:val="26"/>
+              </w:rPr>
+            </w:pPr>
+            <w:r>
+              <w:rPr>
+                <w:rFonts w:ascii="Times New Roman" w:hAnsi="Times New Roman" w:cs="Times New Roman"/>
+                <w:sz w:val="19"/>
+                <w:szCs w:val="26"/>
+              </w:rPr>
+              <w:t>12/12 In Progress; Story Point, người phụ trách và Acceptance Criteria cuối cùng chưa chốt.</w:t>
+            </w:r>
+          </w:p>
+        </w:tc>
+      </w:tr>
+      <w:tr>
+        <w:tc>
+          <w:tcPr>
+            <w:tcW w:w="5100" w:type="dxa"/>
+          </w:tcPr>
+          <w:p>
+            <w:pPr>
+              <w:spacing w:after="0"/>
+              <w:rPr>
+                <w:rFonts w:ascii="Times New Roman" w:hAnsi="Times New Roman" w:cs="Times New Roman"/>
+                <w:sz w:val="19"/>
+                <w:szCs w:val="26"/>
+              </w:rPr>
+            </w:pPr>
+            <w:r>
+              <w:rPr>
+                <w:rFonts w:ascii="Times New Roman" w:hAnsi="Times New Roman" w:cs="Times New Roman"/>
+                <w:sz w:val="19"/>
+                <w:szCs w:val="26"/>
+              </w:rPr>
+              <w:t>Các chức năng demo được</w:t>
+            </w:r>
+          </w:p>
+        </w:tc>
+        <w:tc>
+          <w:tcPr>
+            <w:tcW w:w="5100" w:type="dxa"/>
+          </w:tcPr>
+          <w:p>
+            <w:pPr>
+              <w:spacing w:after="0"/>
+              <w:rPr>
+                <w:rFonts w:ascii="Times New Roman" w:hAnsi="Times New Roman" w:cs="Times New Roman"/>
+                <w:sz w:val="19"/>
+                <w:szCs w:val="26"/>
+              </w:rPr>
+            </w:pPr>
+            <w:r>
+              <w:rPr>
+                <w:rFonts w:ascii="Times New Roman" w:hAnsi="Times New Roman" w:cs="Times New Roman"/>
+                <w:sz w:val="19"/>
+                <w:szCs w:val="26"/>
+              </w:rPr>
+              <w:t>So sánh, voucher, hủy/mua lại, admin; sandbox VNPAY/GHN cần cấu hình</w:t>
+            </w:r>
+          </w:p>
+        </w:tc>
+      </w:tr>
+      <w:tr>
+        <w:tc>
+          <w:tcPr>
+            <w:tcW w:w="5100" w:type="dxa"/>
+          </w:tcPr>
+          <w:p>
+            <w:pPr>
+              <w:spacing w:after="0"/>
+              <w:rPr>
+                <w:rFonts w:ascii="Times New Roman" w:hAnsi="Times New Roman" w:cs="Times New Roman"/>
+                <w:sz w:val="19"/>
+                <w:szCs w:val="26"/>
+              </w:rPr>
+            </w:pPr>
+            <w:r>
+              <w:rPr>
+                <w:rFonts w:ascii="Times New Roman" w:hAnsi="Times New Roman" w:cs="Times New Roman"/>
+                <w:sz w:val="19"/>
+                <w:szCs w:val="26"/>
+              </w:rPr>
+              <w:t>Số test cases Pass / Fail</w:t>
+            </w:r>
+          </w:p>
+        </w:tc>
+        <w:tc>
+          <w:tcPr>
+            <w:tcW w:w="5100" w:type="dxa"/>
+          </w:tcPr>
+          <w:p>
+            <w:pPr>
+              <w:spacing w:after="0"/>
+              <w:rPr>
+                <w:rFonts w:ascii="Times New Roman" w:hAnsi="Times New Roman" w:cs="Times New Roman"/>
+                <w:sz w:val="19"/>
+                <w:szCs w:val="26"/>
+              </w:rPr>
+            </w:pPr>
+            <w:r>
+              <w:rPr>
+                <w:rFonts w:ascii="Times New Roman" w:hAnsi="Times New Roman" w:cs="Times New Roman"/>
+                <w:sz w:val="19"/>
+                <w:szCs w:val="26"/>
+              </w:rPr>
+              <w:t>110/110 backend và 22/22 browser pass ngày 14/10</w:t>
+            </w:r>
+          </w:p>
+        </w:tc>
+      </w:tr>
+      <w:tr>
+        <w:tc>
+          <w:tcPr>
+            <w:tcW w:w="5100" w:type="dxa"/>
+          </w:tcPr>
+          <w:p>
+            <w:pPr>
+              <w:spacing w:after="0"/>
+              <w:rPr>
+                <w:rFonts w:ascii="Times New Roman" w:hAnsi="Times New Roman" w:cs="Times New Roman"/>
+                <w:sz w:val="19"/>
+                <w:szCs w:val="26"/>
+              </w:rPr>
+            </w:pPr>
+            <w:r>
+              <w:rPr>
+                <w:rFonts w:ascii="Times New Roman" w:hAnsi="Times New Roman" w:cs="Times New Roman"/>
+                <w:sz w:val="19"/>
+                <w:szCs w:val="26"/>
+              </w:rPr>
+              <w:t>Bug còn mở và hướng xử lý</w:t>
+            </w:r>
+          </w:p>
+        </w:tc>
+        <w:tc>
+          <w:tcPr>
+            <w:tcW w:w="5100" w:type="dxa"/>
+          </w:tcPr>
+          <w:p>
+            <w:pPr>
+              <w:spacing w:after="0"/>
+              <w:rPr>
+                <w:rFonts w:ascii="Times New Roman" w:hAnsi="Times New Roman" w:cs="Times New Roman"/>
+                <w:sz w:val="19"/>
+                <w:szCs w:val="26"/>
+              </w:rPr>
+            </w:pPr>
+            <w:r>
+              <w:rPr>
+                <w:rFonts w:ascii="Times New Roman" w:hAnsi="Times New Roman" w:cs="Times New Roman"/>
+                <w:sz w:val="19"/>
+                <w:szCs w:val="26"/>
+              </w:rPr>
+              <w:t>Không ghi nhận từ backend/browser; sandbox chưa kiểm thử</w:t>
+            </w:r>
+          </w:p>
+        </w:tc>
+      </w:tr>
+      <w:tr>
+        <w:tc>
+          <w:tcPr>
+            <w:tcW w:w="5100" w:type="dxa"/>
+          </w:tcPr>
+          <w:p>
+            <w:pPr>
+              <w:spacing w:after="0"/>
+              <w:rPr>
+                <w:rFonts w:ascii="Times New Roman" w:hAnsi="Times New Roman" w:cs="Times New Roman"/>
+                <w:sz w:val="19"/>
+                <w:szCs w:val="26"/>
+              </w:rPr>
+            </w:pPr>
+            <w:r>
+              <w:rPr>
+                <w:rFonts w:ascii="Times New Roman" w:hAnsi="Times New Roman" w:cs="Times New Roman"/>
+                <w:sz w:val="19"/>
+                <w:szCs w:val="26"/>
+              </w:rPr>
+              <w:t>Cải tiến cho Sprint tiếp theo</w:t>
+            </w:r>
+          </w:p>
+        </w:tc>
+        <w:tc>
+          <w:tcPr>
+            <w:tcW w:w="5100" w:type="dxa"/>
+          </w:tcPr>
+          <w:p>
+            <w:pPr>
+              <w:spacing w:after="0"/>
+              <w:rPr>
+                <w:rFonts w:ascii="Times New Roman" w:hAnsi="Times New Roman" w:cs="Times New Roman"/>
+                <w:sz w:val="19"/>
+                <w:szCs w:val="26"/>
+              </w:rPr>
+            </w:pPr>
+            <w:r>
+              <w:rPr>
+                <w:rFonts w:ascii="Times New Roman" w:hAnsi="Times New Roman" w:cs="Times New Roman"/>
+                <w:sz w:val="19"/>
+                <w:szCs w:val="26"/>
+              </w:rPr>
+              <w:t>Chốt backlog; Issue–branch–PR–review; lưu demo và test theo commit</w:t>
             </w:r>
           </w:p>
         </w:tc>
@@ -3379,393 +3820,6 @@
           <w:szCs w:val="26"/>
         </w:rPr>
         <w:lastRenderedPageBreak/>
-        <w:t>7. Báo cáo Sprint</w:t>
-      </w:r>
-    </w:p>
-    <w:tbl>
-      <w:tblPr>
-        <w:tblStyle w:val="TableGrid"/>
-        <w:tblW w:w="0" w:type="auto"/>
-        <w:tblCellMar>
-          <w:top w:w="40" w:type="dxa"/>
-          <w:left w:w="60" w:type="dxa"/>
-          <w:bottom w:w="40" w:type="dxa"/>
-          <w:right w:w="60" w:type="dxa"/>
-        </w:tblCellMar>
-        <w:tblLook w:val="04A0" w:firstRow="1" w:lastRow="0" w:firstColumn="1" w:lastColumn="0" w:noHBand="0" w:noVBand="1"/>
-      </w:tblPr>
-      <w:tblGrid>
-        <w:gridCol w:w="5100"/>
-        <w:gridCol w:w="5100"/>
-      </w:tblGrid>
-      <w:tr>
-        <w:tc>
-          <w:tcPr>
-            <w:tcW w:w="5100" w:type="dxa"/>
-            <w:shd w:val="clear" w:color="auto" w:fill="DDEBF7"/>
-          </w:tcPr>
-          <w:p>
-            <w:pPr>
-              <w:spacing w:after="0"/>
-              <w:rPr>
-                <w:rFonts w:ascii="Times New Roman" w:hAnsi="Times New Roman" w:cs="Times New Roman"/>
-                <w:sz w:val="19"/>
-                <w:szCs w:val="26"/>
-              </w:rPr>
-            </w:pPr>
-            <w:r>
-              <w:rPr>
-                <w:rFonts w:ascii="Times New Roman" w:hAnsi="Times New Roman" w:cs="Times New Roman"/>
-                <w:b/>
-                <w:sz w:val="19"/>
-                <w:szCs w:val="26"/>
-              </w:rPr>
-              <w:t>Tiêu chí</w:t>
-            </w:r>
-          </w:p>
-        </w:tc>
-        <w:tc>
-          <w:tcPr>
-            <w:tcW w:w="5100" w:type="dxa"/>
-            <w:shd w:val="clear" w:color="auto" w:fill="DDEBF7"/>
-          </w:tcPr>
-          <w:p>
-            <w:pPr>
-              <w:spacing w:after="0"/>
-              <w:rPr>
-                <w:rFonts w:ascii="Times New Roman" w:hAnsi="Times New Roman" w:cs="Times New Roman"/>
-                <w:sz w:val="19"/>
-                <w:szCs w:val="26"/>
-              </w:rPr>
-            </w:pPr>
-            <w:r>
-              <w:rPr>
-                <w:rFonts w:ascii="Times New Roman" w:hAnsi="Times New Roman" w:cs="Times New Roman"/>
-                <w:b/>
-                <w:sz w:val="19"/>
-                <w:szCs w:val="26"/>
-              </w:rPr>
-              <w:t>Nội dung nhóm điền</w:t>
-            </w:r>
-          </w:p>
-        </w:tc>
-      </w:tr>
-      <w:tr>
-        <w:tc>
-          <w:tcPr>
-            <w:tcW w:w="5100" w:type="dxa"/>
-          </w:tcPr>
-          <w:p>
-            <w:pPr>
-              <w:spacing w:after="0"/>
-              <w:rPr>
-                <w:rFonts w:ascii="Times New Roman" w:hAnsi="Times New Roman" w:cs="Times New Roman"/>
-                <w:sz w:val="19"/>
-                <w:szCs w:val="26"/>
-              </w:rPr>
-            </w:pPr>
-            <w:r>
-              <w:rPr>
-                <w:rFonts w:ascii="Times New Roman" w:hAnsi="Times New Roman" w:cs="Times New Roman"/>
-                <w:sz w:val="19"/>
-                <w:szCs w:val="26"/>
-              </w:rPr>
-              <w:t>Sprint Goal đạt/chưa đạt</w:t>
-            </w:r>
-          </w:p>
-        </w:tc>
-        <w:tc>
-          <w:tcPr>
-            <w:tcW w:w="5100" w:type="dxa"/>
-          </w:tcPr>
-          <w:p>
-            <w:pPr>
-              <w:spacing w:after="0"/>
-              <w:rPr>
-                <w:rFonts w:ascii="Times New Roman" w:hAnsi="Times New Roman" w:cs="Times New Roman"/>
-                <w:sz w:val="19"/>
-                <w:szCs w:val="26"/>
-              </w:rPr>
-            </w:pPr>
-            <w:r>
-              <w:rPr>
-                <w:rFonts w:ascii="Times New Roman" w:hAnsi="Times New Roman" w:cs="Times New Roman"/>
-                <w:sz w:val="19"/>
-                <w:szCs w:val="26"/>
-              </w:rPr>
-              <w:t>Chưa chốt nghiệm thu; mã Sprint 2 mở trong bản mặc định</w:t>
-            </w:r>
-          </w:p>
-        </w:tc>
-      </w:tr>
-      <w:tr>
-        <w:tc>
-          <w:tcPr>
-            <w:tcW w:w="5100" w:type="dxa"/>
-          </w:tcPr>
-          <w:p>
-            <w:pPr>
-              <w:spacing w:after="0"/>
-              <w:rPr>
-                <w:rFonts w:ascii="Times New Roman" w:hAnsi="Times New Roman" w:cs="Times New Roman"/>
-                <w:sz w:val="19"/>
-                <w:szCs w:val="26"/>
-              </w:rPr>
-            </w:pPr>
-            <w:r>
-              <w:rPr>
-                <w:rFonts w:ascii="Times New Roman" w:hAnsi="Times New Roman" w:cs="Times New Roman"/>
-                <w:sz w:val="19"/>
-                <w:szCs w:val="26"/>
-              </w:rPr>
-              <w:t>User Stories hoàn thành / chưa hoàn thành</w:t>
-            </w:r>
-          </w:p>
-        </w:tc>
-        <w:tc>
-          <w:tcPr>
-            <w:tcW w:w="5100" w:type="dxa"/>
-          </w:tcPr>
-          <w:p>
-            <w:pPr>
-              <w:spacing w:after="0"/>
-              <w:rPr>
-                <w:rFonts w:ascii="Times New Roman" w:hAnsi="Times New Roman" w:cs="Times New Roman"/>
-                <w:sz w:val="19"/>
-                <w:szCs w:val="26"/>
-              </w:rPr>
-            </w:pPr>
-            <w:r>
-              <w:rPr>
-                <w:rFonts w:ascii="Times New Roman" w:hAnsi="Times New Roman" w:cs="Times New Roman"/>
-                <w:sz w:val="19"/>
-                <w:szCs w:val="26"/>
-              </w:rPr>
-              <w:t>12 story có mã; SP, owner và Done chưa được nhóm xác nhận</w:t>
-            </w:r>
-          </w:p>
-        </w:tc>
-      </w:tr>
-      <w:tr>
-        <w:tc>
-          <w:tcPr>
-            <w:tcW w:w="5100" w:type="dxa"/>
-          </w:tcPr>
-          <w:p>
-            <w:pPr>
-              <w:spacing w:after="0"/>
-              <w:rPr>
-                <w:rFonts w:ascii="Times New Roman" w:hAnsi="Times New Roman" w:cs="Times New Roman"/>
-                <w:sz w:val="19"/>
-                <w:szCs w:val="26"/>
-              </w:rPr>
-            </w:pPr>
-            <w:r>
-              <w:rPr>
-                <w:rFonts w:ascii="Times New Roman" w:hAnsi="Times New Roman" w:cs="Times New Roman"/>
-                <w:sz w:val="19"/>
-                <w:szCs w:val="26"/>
-              </w:rPr>
-              <w:t>Các chức năng demo được</w:t>
-            </w:r>
-          </w:p>
-        </w:tc>
-        <w:tc>
-          <w:tcPr>
-            <w:tcW w:w="5100" w:type="dxa"/>
-          </w:tcPr>
-          <w:p>
-            <w:pPr>
-              <w:spacing w:after="0"/>
-              <w:rPr>
-                <w:rFonts w:ascii="Times New Roman" w:hAnsi="Times New Roman" w:cs="Times New Roman"/>
-                <w:sz w:val="19"/>
-                <w:szCs w:val="26"/>
-              </w:rPr>
-            </w:pPr>
-            <w:r>
-              <w:rPr>
-                <w:rFonts w:ascii="Times New Roman" w:hAnsi="Times New Roman" w:cs="Times New Roman"/>
-                <w:sz w:val="19"/>
-                <w:szCs w:val="26"/>
-              </w:rPr>
-              <w:t>So sánh, voucher, hủy/mua lại, admin; sandbox VNPAY/GHN cần cấu hình</w:t>
-            </w:r>
-          </w:p>
-        </w:tc>
-      </w:tr>
-      <w:tr>
-        <w:tc>
-          <w:tcPr>
-            <w:tcW w:w="5100" w:type="dxa"/>
-          </w:tcPr>
-          <w:p>
-            <w:pPr>
-              <w:spacing w:after="0"/>
-              <w:rPr>
-                <w:rFonts w:ascii="Times New Roman" w:hAnsi="Times New Roman" w:cs="Times New Roman"/>
-                <w:sz w:val="19"/>
-                <w:szCs w:val="26"/>
-              </w:rPr>
-            </w:pPr>
-            <w:r>
-              <w:rPr>
-                <w:rFonts w:ascii="Times New Roman" w:hAnsi="Times New Roman" w:cs="Times New Roman"/>
-                <w:sz w:val="19"/>
-                <w:szCs w:val="26"/>
-              </w:rPr>
-              <w:t>Số test cases Pass / Fail</w:t>
-            </w:r>
-          </w:p>
-        </w:tc>
-        <w:tc>
-          <w:tcPr>
-            <w:tcW w:w="5100" w:type="dxa"/>
-          </w:tcPr>
-          <w:p>
-            <w:pPr>
-              <w:spacing w:after="0"/>
-              <w:rPr>
-                <w:rFonts w:ascii="Times New Roman" w:hAnsi="Times New Roman" w:cs="Times New Roman"/>
-                <w:sz w:val="19"/>
-                <w:szCs w:val="26"/>
-              </w:rPr>
-            </w:pPr>
-            <w:r>
-              <w:rPr>
-                <w:rFonts w:ascii="Times New Roman" w:hAnsi="Times New Roman" w:cs="Times New Roman"/>
-                <w:sz w:val="19"/>
-                <w:szCs w:val="26"/>
-              </w:rPr>
-              <w:t>110/110 backend và 22/22 browser pass ngày 14/10</w:t>
-            </w:r>
-          </w:p>
-        </w:tc>
-      </w:tr>
-      <w:tr>
-        <w:tc>
-          <w:tcPr>
-            <w:tcW w:w="5100" w:type="dxa"/>
-          </w:tcPr>
-          <w:p>
-            <w:pPr>
-              <w:spacing w:after="0"/>
-              <w:rPr>
-                <w:rFonts w:ascii="Times New Roman" w:hAnsi="Times New Roman" w:cs="Times New Roman"/>
-                <w:sz w:val="19"/>
-                <w:szCs w:val="26"/>
-              </w:rPr>
-            </w:pPr>
-            <w:r>
-              <w:rPr>
-                <w:rFonts w:ascii="Times New Roman" w:hAnsi="Times New Roman" w:cs="Times New Roman"/>
-                <w:sz w:val="19"/>
-                <w:szCs w:val="26"/>
-              </w:rPr>
-              <w:t>Bug còn mở và hướng xử lý</w:t>
-            </w:r>
-          </w:p>
-        </w:tc>
-        <w:tc>
-          <w:tcPr>
-            <w:tcW w:w="5100" w:type="dxa"/>
-          </w:tcPr>
-          <w:p>
-            <w:pPr>
-              <w:spacing w:after="0"/>
-              <w:rPr>
-                <w:rFonts w:ascii="Times New Roman" w:hAnsi="Times New Roman" w:cs="Times New Roman"/>
-                <w:sz w:val="19"/>
-                <w:szCs w:val="26"/>
-              </w:rPr>
-            </w:pPr>
-            <w:r>
-              <w:rPr>
-                <w:rFonts w:ascii="Times New Roman" w:hAnsi="Times New Roman" w:cs="Times New Roman"/>
-                <w:sz w:val="19"/>
-                <w:szCs w:val="26"/>
-              </w:rPr>
-              <w:t>Không ghi nhận từ backend/browser; sandbox chưa kiểm thử</w:t>
-            </w:r>
-          </w:p>
-        </w:tc>
-      </w:tr>
-      <w:tr>
-        <w:tc>
-          <w:tcPr>
-            <w:tcW w:w="5100" w:type="dxa"/>
-          </w:tcPr>
-          <w:p>
-            <w:pPr>
-              <w:spacing w:after="0"/>
-              <w:rPr>
-                <w:rFonts w:ascii="Times New Roman" w:hAnsi="Times New Roman" w:cs="Times New Roman"/>
-                <w:sz w:val="19"/>
-                <w:szCs w:val="26"/>
-              </w:rPr>
-            </w:pPr>
-            <w:r>
-              <w:rPr>
-                <w:rFonts w:ascii="Times New Roman" w:hAnsi="Times New Roman" w:cs="Times New Roman"/>
-                <w:sz w:val="19"/>
-                <w:szCs w:val="26"/>
-              </w:rPr>
-              <w:t>Cải tiến cho Sprint tiếp theo</w:t>
-            </w:r>
-          </w:p>
-        </w:tc>
-        <w:tc>
-          <w:tcPr>
-            <w:tcW w:w="5100" w:type="dxa"/>
-          </w:tcPr>
-          <w:p>
-            <w:pPr>
-              <w:spacing w:after="0"/>
-              <w:rPr>
-                <w:rFonts w:ascii="Times New Roman" w:hAnsi="Times New Roman" w:cs="Times New Roman"/>
-                <w:sz w:val="19"/>
-                <w:szCs w:val="26"/>
-              </w:rPr>
-            </w:pPr>
-            <w:r>
-              <w:rPr>
-                <w:rFonts w:ascii="Times New Roman" w:hAnsi="Times New Roman" w:cs="Times New Roman"/>
-                <w:sz w:val="19"/>
-                <w:szCs w:val="26"/>
-              </w:rPr>
-              <w:t>Chốt backlog; Issue–branch–PR–review; lưu demo và test theo commit</w:t>
-            </w:r>
-          </w:p>
-        </w:tc>
-      </w:tr>
-    </w:tbl>
-    <w:p>
-      <w:pPr>
-        <w:rPr>
-          <w:rFonts w:ascii="Times New Roman" w:hAnsi="Times New Roman" w:cs="Times New Roman"/>
-          <w:sz w:val="22"/>
-          <w:szCs w:val="26"/>
-        </w:rPr>
-      </w:pPr>
-    </w:p>
-    <w:p>
-      <w:pPr>
-        <w:pStyle w:val="Heading1"/>
-        <w:spacing w:before="200"/>
-        <w:rPr>
-          <w:rFonts w:ascii="Times New Roman" w:hAnsi="Times New Roman" w:cs="Times New Roman"/>
-          <w:color w:val="auto"/>
-          <w:sz w:val="24"/>
-          <w:szCs w:val="26"/>
-        </w:rPr>
-      </w:pPr>
-      <w:r>
-        <w:rPr>
-          <w:rFonts w:ascii="Times New Roman" w:hAnsi="Times New Roman" w:cs="Times New Roman"/>
-          <w:color w:val="auto"/>
-          <w:sz w:val="24"/>
-          <w:szCs w:val="26"/>
-        </w:rPr>
         <w:t>8. Sản phẩm cần nộp</w:t>
       </w:r>
     </w:p>
@@ -3780,10 +3834,28 @@
       <w:r>
         <w:rPr>
           <w:rFonts w:ascii="Segoe UI Symbol" w:hAnsi="Segoe UI Symbol" w:cs="Segoe UI Symbol"/>
+          <w:b/>
           <w:sz w:val="22"/>
           <w:szCs w:val="26"/>
         </w:rPr>
-        <w:t>☐ Phi</w:t>
+        <w:t>☑</w:t>
+      </w:r>
+      <w:r>
+        <w:rPr>
+          <w:rFonts w:ascii="Segoe UI Symbol" w:hAnsi="Segoe UI Symbol" w:cs="Segoe UI Symbol"/>
+          <w:b/>
+          <w:sz w:val="22"/>
+          <w:szCs w:val="26"/>
+        </w:rPr>
+        <w:t xml:space="preserve"> </w:t>
+      </w:r>
+      <w:r>
+        <w:rPr>
+          <w:rFonts w:ascii="Segoe UI Symbol" w:hAnsi="Segoe UI Symbol" w:cs="Segoe UI Symbol"/>
+          <w:sz w:val="22"/>
+          <w:szCs w:val="26"/>
+        </w:rPr>
+        <w:t>Phi</w:t>
       </w:r>
       <w:r>
         <w:rPr>
@@ -3909,10 +3981,20 @@
       <w:r>
         <w:rPr>
           <w:rFonts w:ascii="Segoe UI Symbol" w:hAnsi="Segoe UI Symbol" w:cs="Segoe UI Symbol"/>
+          <w:b/>
           <w:sz w:val="22"/>
           <w:szCs w:val="26"/>
         </w:rPr>
-        <w:t>☐</w:t>
+        <w:t>☑</w:t>
+      </w:r>
+      <w:r>
+        <w:rPr>
+          <w:rFonts w:ascii="Segoe UI Symbol" w:hAnsi="Segoe UI Symbol" w:cs="Segoe UI Symbol"/>
+          <w:b/>
+          <w:sz w:val="22"/>
+          <w:szCs w:val="26"/>
+        </w:rPr>
+        <w:t xml:space="preserve"> </w:t>
       </w:r>
       <w:r>
         <w:rPr>
@@ -3920,7 +4002,7 @@
           <w:sz w:val="22"/>
           <w:szCs w:val="26"/>
         </w:rPr>
-        <w:t xml:space="preserve"> Link GitHub repository và bảng Issue/Project (Sprint Backlog).</w:t>
+        <w:t>Link GitHub repository và bảng Issue/Project (Sprint Backlog).</w:t>
       </w:r>
     </w:p>
     <w:p>
@@ -3934,6 +4016,7 @@
       <w:r>
         <w:rPr>
           <w:rFonts w:ascii="Segoe UI Symbol" w:hAnsi="Segoe UI Symbol" w:cs="Segoe UI Symbol"/>
+          <w:b/>
           <w:sz w:val="22"/>
           <w:szCs w:val="26"/>
         </w:rPr>
@@ -3941,11 +4024,20 @@
       </w:r>
       <w:r>
         <w:rPr>
+          <w:rFonts w:ascii="Segoe UI Symbol" w:hAnsi="Segoe UI Symbol" w:cs="Segoe UI Symbol"/>
+          <w:b/>
+          <w:sz w:val="22"/>
+          <w:szCs w:val="26"/>
+        </w:rPr>
+        <w:t xml:space="preserve"> </w:t>
+      </w:r>
+      <w:r>
+        <w:rPr>
           <w:rFonts w:ascii="Times New Roman" w:hAnsi="Times New Roman" w:cs="Times New Roman"/>
           <w:sz w:val="22"/>
           <w:szCs w:val="26"/>
         </w:rPr>
-        <w:t xml:space="preserve"> Source code/bản chạy được; lịch sử branch, commit, Pull Request, review/merge.</w:t>
+        <w:t>Source code/bản chạy được; lịch sử branch, commit, Pull Request, review/merge.</w:t>
       </w:r>
     </w:p>
     <w:p>
@@ -3959,6 +4051,7 @@
       <w:r>
         <w:rPr>
           <w:rFonts w:ascii="Segoe UI Symbol" w:hAnsi="Segoe UI Symbol" w:cs="Segoe UI Symbol"/>
+          <w:b/>
           <w:sz w:val="22"/>
           <w:szCs w:val="26"/>
         </w:rPr>
@@ -3966,11 +4059,20 @@
       </w:r>
       <w:r>
         <w:rPr>
+          <w:rFonts w:ascii="Segoe UI Symbol" w:hAnsi="Segoe UI Symbol" w:cs="Segoe UI Symbol"/>
+          <w:b/>
+          <w:sz w:val="22"/>
+          <w:szCs w:val="26"/>
+        </w:rPr>
+        <w:t xml:space="preserve"> </w:t>
+      </w:r>
+      <w:r>
+        <w:rPr>
           <w:rFonts w:ascii="Times New Roman" w:hAnsi="Times New Roman" w:cs="Times New Roman"/>
           <w:sz w:val="22"/>
           <w:szCs w:val="26"/>
         </w:rPr>
-        <w:t xml:space="preserve"> Test cases, Bug Report/Issues, minh chứng sửa lỗi và kiểm thử lại.</w:t>
+        <w:t>Test cases, Bug Report/Issues, minh chứng sửa lỗi và kiểm thử lại.</w:t>
       </w:r>
     </w:p>
     <w:p>
@@ -3984,10 +4086,20 @@
       <w:r>
         <w:rPr>
           <w:rFonts w:ascii="Segoe UI Symbol" w:hAnsi="Segoe UI Symbol" w:cs="Segoe UI Symbol"/>
+          <w:b/>
           <w:sz w:val="22"/>
           <w:szCs w:val="26"/>
         </w:rPr>
-        <w:t>☐</w:t>
+        <w:t>☑</w:t>
+      </w:r>
+      <w:r>
+        <w:rPr>
+          <w:rFonts w:ascii="Segoe UI Symbol" w:hAnsi="Segoe UI Symbol" w:cs="Segoe UI Symbol"/>
+          <w:b/>
+          <w:sz w:val="22"/>
+          <w:szCs w:val="26"/>
+        </w:rPr>
+        <w:t xml:space="preserve"> </w:t>
       </w:r>
       <w:r>
         <w:rPr>
@@ -3995,7 +4107,7 @@
           <w:sz w:val="22"/>
           <w:szCs w:val="26"/>
         </w:rPr>
-        <w:t xml:space="preserve"> Tài liệu cập nhật và Sprint Report; bản demo/hướng dẫn chạy.</w:t>
+        <w:t>Tài liệu cập nhật và Sprint Report; bản demo/hướng dẫn chạy.</w:t>
       </w:r>
     </w:p>
     <w:p>
@@ -4009,6 +4121,7 @@
       <w:r>
         <w:rPr>
           <w:rFonts w:ascii="Segoe UI Symbol" w:hAnsi="Segoe UI Symbol" w:cs="Segoe UI Symbol"/>
+          <w:b/>
           <w:sz w:val="22"/>
           <w:szCs w:val="26"/>
         </w:rPr>
@@ -4016,11 +4129,20 @@
       </w:r>
       <w:r>
         <w:rPr>
+          <w:rFonts w:ascii="Segoe UI Symbol" w:hAnsi="Segoe UI Symbol" w:cs="Segoe UI Symbol"/>
+          <w:b/>
+          <w:sz w:val="22"/>
+          <w:szCs w:val="26"/>
+        </w:rPr>
+        <w:t xml:space="preserve"> </w:t>
+      </w:r>
+      <w:r>
+        <w:rPr>
           <w:rFonts w:ascii="Times New Roman" w:hAnsi="Times New Roman" w:cs="Times New Roman"/>
           <w:sz w:val="22"/>
           <w:szCs w:val="26"/>
         </w:rPr>
-        <w:t xml:space="preserve"> Minh chứng báo cáo Sprint 1 và tích hợp/kiểm thử hồi quy Sprint 2.</w:t>
+        <w:t>Minh chứng báo cáo Sprint 1 và tích hợp/kiểm thử hồi quy Sprint 2.</w:t>
       </w:r>
     </w:p>
     <w:p>
@@ -4054,7 +4176,7 @@
           <w:sz w:val="22"/>
           <w:szCs w:val="26"/>
         </w:rPr>
-        <w:t>Chi tiết: docs/lab4/sprint-2.md. PR #6 và Issues #7–#10 trên GitHub chờ nhóm chốt SP/owner, review trước 21/10/2026. Mẫu gốc ghi nhầm LAB 5; phiếu này là LAB 4.2.</w:t>
+        <w:t>Chi tiết: docs/lab4/sprint-2.md. PR #6 đã merge ngày 14/10; 12 Issue Sprint 2 đang In Progress. Cần chốt SP, người phụ trách và review trước báo cáo 21/10/2026. Mẫu gốc ghi nhầm LAB 5; phiếu này là LAB 4.2.</w:t>
       </w:r>
     </w:p>
     <w:sectPr>
@@ -4878,7 +5000,6 @@
   <w:style w:type="character" w:default="1" w:styleId="DefaultParagraphFont">
     <w:name w:val="Default Paragraph Font"/>
     <w:uiPriority w:val="1"/>
-    <w:semiHidden/>
     <w:unhideWhenUsed/>
   </w:style>
   <w:style w:type="table" w:default="1" w:styleId="TableNormal">

--- a/docs/lab4/LAB4.2-Techvora.docx
+++ b/docs/lab4/LAB4.2-Techvora.docx
@@ -3021,7 +3021,7 @@
           <w:sz w:val="22"/>
           <w:szCs w:val="26"/>
         </w:rPr>
-        <w:t>A. Báo cáo/giải trình Sprint 1: trình bày chức năng đã hoàn thành, bằng chứng test, vấn đề còn tồn đọng và bài học kinh nghiệm.</w:t>
+        <w:t>A. Sprint 1: có hồ sơ 10 Story Done theo mã/test; chưa có biên bản báo cáo.</w:t>
       </w:r>
     </w:p>
     <w:p>
@@ -3038,7 +3038,7 @@
           <w:sz w:val="22"/>
           <w:szCs w:val="26"/>
         </w:rPr>
-        <w:t>B. Tích hợp Sprint 2 với Sprint 1: kiểm tra các luồng liên quan, tránh làm hỏng chức năng cũ (regression testing).</w:t>
+        <w:t>B. Tích hợp/hồi quy: 110/110 backend và 22/22 browser pass ngày 14/10.</w:t>
       </w:r>
     </w:p>
     <w:p>
@@ -3055,7 +3055,7 @@
           <w:sz w:val="22"/>
           <w:szCs w:val="26"/>
         </w:rPr>
-        <w:t>C. Cập nhật source, tài liệu, bản chạy/demo và trạng thái công việc của Sprint 2.</w:t>
+        <w:t>C. Cập nhật: source, README, Lab 4, Project và 12 Issue Sprint 2 đã đồng bộ.</w:t>
       </w:r>
     </w:p>
     <w:p>
@@ -3072,7 +3072,7 @@
           <w:sz w:val="22"/>
           <w:szCs w:val="26"/>
         </w:rPr>
-        <w:t>D. Chuẩn bị bảo vệ Sprint 2: demo, giải thích phân công, lịch sử commit/PR, test report và các lỗi đã xử lý.</w:t>
+        <w:t>D. Bảo vệ 21/10: cần chốt SP, người phụ trách, AC và demo thủ công.</w:t>
       </w:r>
     </w:p>
     <w:p>
